--- a/public/templates/DOC-4.docx
+++ b/public/templates/DOC-4.docx
@@ -1393,27 +1393,9 @@
             </w:pPr>
             <w:r>
               <w:rPr>
-                <w:rFonts w:ascii="DFKai-SB" w:eastAsia="DFKai-SB" w:hAnsi="DFKai-SB" w:hint="eastAsia"/>
-                <w:color w:val="000000"/>
-                <w:lang w:eastAsia="zh-TW"/>
-              </w:rPr>
-              <w:t>(</w:t>
-            </w:r>
-            <w:r>
-              <w:rPr>
-                <w:rFonts w:ascii="DFKai-SB" w:eastAsia="DFKai-SB" w:hAnsi="DFKai-SB" w:hint="eastAsia"/>
-                <w:color w:val="000000"/>
-                <w:lang w:eastAsia="zh-TW"/>
-              </w:rPr>
-              <w:t>不適用</w:t>
-            </w:r>
-            <w:r>
-              <w:rPr>
-                <w:rFonts w:ascii="DFKai-SB" w:eastAsia="DFKai-SB" w:hAnsi="DFKai-SB" w:hint="eastAsia"/>
-                <w:color w:val="000000"/>
-                <w:lang w:eastAsia="zh-TW"/>
-              </w:rPr>
-              <w:t>)</w:t>
+                <w:rFonts w:ascii="DFKai-SB" w:eastAsia="DFKai-SB" w:hAnsi="DFKai-SB"/>
+              </w:rPr>
+              <w:t>{harm_handling_text}</w:t>
             </w:r>
           </w:p>
         </w:tc>
